--- a/la-marque/대본/8부/8부_La_validation_1-15화_통합본.docx
+++ b/la-marque/대본/8부/8부_La_validation_1-15화_통합본.docx
@@ -57788,7 +57788,7 @@
         <w:t xml:space="preserve">”</w:t>
       </w:r>
       <w:r>
-        <w:t xml:space="preserve">, 달력에 연필 날짜 + 물음표. 1월 14일 상자 문구: 이네스 «Fabriqué en Haute-Savoie» → 바스티앵: 원산지 표시 = 단속 대상, 가루 한국·주사기 이탈리아·바늘 독일, 기준은 마지막 실질적 변형(용해·가교·충전·멸균) → «Fabriqué en France» 가능, «Haute-Savoie, France» 가능, «100 % français»·«origine France» 불가, 카미유</w:t>
+        <w:t xml:space="preserve">, 달력에 연필 날짜 + 물음표. 1월 14일 상자 문구: 이네스 «Fabriqué en Haute-Savoie» → 바스티앵: 원산지 표시 = 단속 대상, 가루 덴마크·주사기 이탈리아·바늘 독일, 기준은 마지막 실질적 변형(용해·가교·충전·멸균) → «Fabriqué en France» 가능, «Haute-Savoie, France» 가능, «100 % français»·«origine France» 불가, 카미유</w:t>
       </w:r>
       <w:r>
         <w:t xml:space="preserve"> </w:t>
@@ -58482,7 +58482,7 @@
         <w:pStyle w:val="BodyText"/>
       </w:pPr>
       <w:r>
-        <w:t xml:space="preserve">BASTIEN: Alors il faut que ce soit vrai au sens du droit, pas seulement au sens du cœur. Une mention d’origine, c’est contrôlé. La poudre vient de Corée, la seringue d’Italie, l’aiguille d’Allemagne. Ce qui compte, c’est la dernière transformation substantielle. Ici, on dissout, on réticule, on remplit, on stérilise. Ça, c’est une transformation substantielle.</w:t>
+        <w:t xml:space="preserve">BASTIEN: Alors il faut que ce soit vrai au sens du droit, pas seulement au sens du cœur. Une mention d’origine, c’est contrôlé. La poudre vient du Danemark, la seringue d’Italie, l’aiguille d’Allemagne. Ce qui compte, c’est la dernière transformation substantielle. Ici, on dissout, on réticule, on remplit, on stérilise. Ça, c’est une transformation substantielle.</w:t>
       </w:r>
     </w:p>
     <w:p>
@@ -60114,7 +60114,7 @@
         <w:t xml:space="preserve"> </w:t>
       </w:r>
       <w:r>
-        <w:t xml:space="preserve">| « 100 % français » / « origine France » | non | acide hyaluronique (Corée), seringue (Italie), aiguille (Allemagne) | refusée |</w:t>
+        <w:t xml:space="preserve">| « 100 % français » / « origine France » | non | acide hyaluronique (Danemark), seringue (Italie), aiguille (Allemagne) | refusée |</w:t>
       </w:r>
       <w:r>
         <w:t xml:space="preserve"> </w:t>
@@ -60173,7 +60173,7 @@
         <w:t xml:space="preserve">“</w:t>
       </w:r>
       <w:r>
-        <w:t xml:space="preserve">Alors il faut que ce soit vrai au sens du droit, pas seulement au sens du cœur. Une mention d’origine, c’est contrôlé. La poudre vient de Corée, la seringue d’Italie, l’aiguille d’Allemagne. Ce qui compte, c’est la dernière transformation substantielle. Ici, on dissout, on réticule, on remplit, on stérilise. Ça, c’est une transformation substantielle.</w:t>
+        <w:t xml:space="preserve">Alors il faut que ce soit vrai au sens du droit, pas seulement au sens du cœur. Une mention d’origine, c’est contrôlé. La poudre vient du Danemark, la seringue d’Italie, l’aiguille d’Allemagne. Ce qui compte, c’est la dernière transformation substantielle. Ici, on dissout, on réticule, on remplit, on stérilise. Ça, c’est une transformation substantielle.</w:t>
       </w:r>
       <w:r>
         <w:t xml:space="preserve">”</w:t>
@@ -61124,7 +61124,7 @@
         <w:pStyle w:val="BodyText"/>
       </w:pPr>
       <w:r>
-        <w:t xml:space="preserve">바스티앵: 그럼 마음으로만이 아니라 법적으로도 참이어야 해. 원산지 표시는 단속 대상이야. 가루는 한국, 주사기는 이탈리아, 바늘은 독일에서 와. 중요한 건 마지막 실질적 변형이야. 여기서 우리는 녹이고, 가교하고, 충전하고, 멸균해. 그건 실질적 변형이야.</w:t>
+        <w:t xml:space="preserve">바스티앵: 그럼 마음으로만이 아니라 법적으로도 참이어야 해. 원산지 표시는 단속 대상이야. 가루는 덴마크, 주사기는 이탈리아, 바늘은 독일에서 와. 중요한 건 마지막 실질적 변형이야. 여기서 우리는 녹이고, 가교하고, 충전하고, 멸균해. 그건 실질적 변형이야.</w:t>
       </w:r>
     </w:p>
     <w:p>
